--- a/docs/HoverVoice-Documento-de-Qualidade.docx
+++ b/docs/HoverVoice-Documento-de-Qualidade.docx
@@ -11174,7 +11174,7 @@
           <w:sz w:val="21"/>
           <w:szCs w:val="21"/>
         </w:rPr>
-        <w:t xml:space="preserve">Exigem o backend no ar e o Client ID do Google configurado. O login está </w:t>
+        <w:t xml:space="preserve">Os casos CT-L01 a CT-L11 exigem o backend no ar e o Client ID do Google configurado. Enquanto não houver Client ID, a extensão roda em </w:t>
       </w:r>
       <w:r>
         <w:rPr>
@@ -11185,7 +11185,7 @@
           <w:sz w:val="21"/>
           <w:szCs w:val="21"/>
         </w:rPr>
-        <w:t xml:space="preserve">desativado</w:t>
+        <w:t xml:space="preserve">modo demonstração</w:t>
       </w:r>
       <w:r>
         <w:rPr>
@@ -11194,7 +11194,7 @@
           <w:sz w:val="21"/>
           <w:szCs w:val="21"/>
         </w:rPr>
-        <w:t xml:space="preserve"> enquanto não houver Client ID (sem ele, o cartão de conta fica oculto). Os casos CT-L01 a CT-L10 foram executados até aqui com o Google simulado (seção 8); falta executá-los com o Google real.</w:t>
+        <w:t xml:space="preserve"> (login simulado, caso CT-L00); os casos CT-L01 a CT-L10 foram executados até aqui com o Google simulado (seção 8) e falta executá-los com o Google real.</w:t>
       </w:r>
     </w:p>
     <w:tbl>
@@ -11563,7 +11563,7 @@
                 <w:sz w:val="18"/>
                 <w:szCs w:val="18"/>
               </w:rPr>
-              <w:t xml:space="preserve"> vazio (estado atual), abrir o popup</w:t>
+              <w:t xml:space="preserve"> vazio (modo demonstração, estado atual): clicar em Entrar, concluir; mudar a velocidade; sair; mudar de novo; entrar</w:t>
             </w:r>
           </w:p>
         </w:tc>
@@ -11595,7 +11595,26 @@
                 <w:sz w:val="18"/>
                 <w:szCs w:val="18"/>
               </w:rPr>
-              <w:t xml:space="preserve">O cartão de conta não aparece e todo o resto funciona normalmente</w:t>
+              <w:t xml:space="preserve">O cartão traz a etiqueta "Demonstração"; o login simulado mostra </w:t>
+            </w:r>
+            <w:r>
+              <w:rPr>
+                <w:rFonts w:ascii="Consolas" w:cs="Consolas" w:eastAsia="Consolas" w:hAnsi="Consolas"/>
+                <w:color w:val="0B4D6C"/>
+                <w:sz w:val="16"/>
+                <w:szCs w:val="16"/>
+                <w:shd w:fill="EAF3F8" w:color="auto" w:val="clear"/>
+              </w:rPr>
+              <w:t xml:space="preserve">demo@hovervoice.dev</w:t>
+            </w:r>
+            <w:r>
+              <w:rPr>
+                <w:rFonts w:ascii="Segoe UI" w:cs="Segoe UI" w:eastAsia="Segoe UI" w:hAnsi="Segoe UI"/>
+                <w:color w:val="1C2733"/>
+                <w:sz w:val="18"/>
+                <w:szCs w:val="18"/>
+              </w:rPr>
+              <w:t xml:space="preserve">; ao entrar de novo a velocidade guardada volta; nenhuma requisição de rede</w:t>
             </w:r>
           </w:p>
         </w:tc>
@@ -18072,7 +18091,7 @@
                 <w:sz w:val="18"/>
                 <w:szCs w:val="18"/>
               </w:rPr>
-              <w:t xml:space="preserve">O login real com o Google não pôde ser ativado: criar o cliente OAuth exige forma de pagamento no Google Cloud. O recurso fica oculto até haver Client ID</w:t>
+              <w:t xml:space="preserve">O login real com o Google não pôde ser ativado: criar o cliente OAuth exige forma de pagamento no Google Cloud. A extensão roda em modo demonstração (login simulado e identificado como tal)</w:t>
             </w:r>
           </w:p>
         </w:tc>
@@ -18196,7 +18215,7 @@
                 <w:sz w:val="16"/>
                 <w:szCs w:val="16"/>
               </w:rPr>
-              <w:t xml:space="preserve">(decisão: entregar com login desativado)</w:t>
+              <w:t xml:space="preserve">(decisão: apresentar em modo demonstração)</w:t>
             </w:r>
           </w:p>
         </w:tc>
@@ -21271,7 +21290,7 @@
                 <w:sz w:val="18"/>
                 <w:szCs w:val="18"/>
               </w:rPr>
-              <w:t xml:space="preserve">Sem Client ID, o cartão de conta fica oculto e a ativação segue visível</w:t>
+              <w:t xml:space="preserve">Modo demonstração completo: etiqueta visível, login simulado, preferências guardadas e restauradas ao entrar de novo, nenhuma requisição de rede</w:t>
             </w:r>
           </w:p>
         </w:tc>
